--- a/paper/jon_manuscript_zh_interpretation.docx
+++ b/paper/jon_manuscript_zh_interpretation.docx
@@ -22,7 +22,7 @@
         <w:rPr>
           <w:rFonts w:hint="eastAsia"/>
         </w:rPr>
-        <w:t xml:space="preserve">生成时间：2026-05-17T02:48:32.132551+00:00</w:t>
+        <w:t xml:space="preserve">生成时间：2026-05-18T09:48:54.134269+00:00</w:t>
       </w:r>
     </w:p>
     <w:bookmarkStart w:id="9" w:name="一句话概括"/>
@@ -543,7 +543,7 @@
         <w:rPr>
           <w:rFonts w:hint="eastAsia"/>
         </w:rPr>
-        <w:t xml:space="preserve">补作者、单位、ORCID、基金、致谢和作者贡献。</w:t>
+        <w:t xml:space="preserve">如有ORCID，在ScholarOne中补充。</w:t>
       </w:r>
     </w:p>
     <w:p>
@@ -558,7 +558,7 @@
         <w:rPr>
           <w:rFonts w:hint="eastAsia"/>
         </w:rPr>
-        <w:t xml:space="preserve">做参考文献和DOI核对。</w:t>
+        <w:t xml:space="preserve">若投稿前取得Zenodo或其他归档DOI，补入数据与代码可用性声明。</w:t>
       </w:r>
     </w:p>
     <w:p>
@@ -573,7 +573,7 @@
         <w:rPr>
           <w:rFonts w:hint="eastAsia"/>
         </w:rPr>
-        <w:t xml:space="preserve">做一次“去模板化/去AI味”的人工润色，但保留真实AI-use声明。</w:t>
+        <w:t xml:space="preserve">做参考文献和DOI核对。</w:t>
       </w:r>
     </w:p>
     <w:p>
@@ -588,7 +588,22 @@
         <w:rPr>
           <w:rFonts w:hint="eastAsia"/>
         </w:rPr>
-        <w:t xml:space="preserve">按ScholarOne要求填关键词、利益冲突、数据可用性等元数据。</w:t>
+        <w:t xml:space="preserve">做一次“去模板化/去AI味”的人工润色，但保留真实AI-use声明。</w:t>
+      </w:r>
+    </w:p>
+    <w:p>
+      <w:pPr>
+        <w:pStyle w:val="Compact"/>
+        <w:numPr>
+          <w:ilvl w:val="0"/>
+          <w:numId w:val="1006"/>
+        </w:numPr>
+      </w:pPr>
+      <w:r>
+        <w:rPr>
+          <w:rFonts w:hint="eastAsia"/>
+        </w:rPr>
+        <w:t xml:space="preserve">按ScholarOne要求填关键词、利益冲突、数据可用性等元数据，并确认“无专项资助”和“无利益冲突”陈述准确。</w:t>
       </w:r>
     </w:p>
     <w:p>
